--- a/public/templates/cover-protocol.docx
+++ b/public/templates/cover-protocol.docx
@@ -809,7 +809,7 @@
                                 <w:szCs w:val="40"/>
                                 <w:lang w:val="kk-KZ" w:eastAsia="ru-RU"/>
                               </w:rPr>
-                              <w:t xml:space="preserve">{customer.organization}</w:t>
+                              <w:t>{customer.organization}</w:t>
                             </w:r>
                           </w:p>
                           <w:tbl>
@@ -946,7 +946,7 @@
                                       <w:szCs w:val="28"/>
                                       <w:lang w:val="kk-KZ"/>
                                     </w:rPr>
-                                    <w:t xml:space="preserve">{customer.organization}</w:t>
+                                    <w:t>{customer.organization}</w:t>
                                   </w:r>
                                 </w:p>
                                 <w:p>
@@ -1020,7 +1020,16 @@
                                       <w:sz w:val="24"/>
                                       <w:szCs w:val="24"/>
                                     </w:rPr>
-                                    <w:t xml:space="preserve">{customer.directorName}</w:t>
+                                    <w:t>{customer.directorName}</w:t>
+                                  </w:r>
+                                  <w:proofErr w:type="spellEnd"/>
+                                  <w:r>
+                                    <w:rPr>
+                                      <w:rFonts w:ascii="Times New Roman" w:hAnsi="Times New Roman"/>
+                                      <w:sz w:val="24"/>
+                                      <w:szCs w:val="24"/>
+                                    </w:rPr>
+                                    <w:t xml:space="preserve"/>
                                   </w:r>
                                   <w:bookmarkStart w:id="2" w:name="_GoBack"/>
                                   <w:bookmarkEnd w:id="2"/>
@@ -1053,7 +1062,7 @@
                                       <w:szCs w:val="24"/>
                                       <w:lang w:val="kk-KZ"/>
                                     </w:rPr>
-                                    <w:t xml:space="preserve">{performer.directorPosition}</w:t>
+                                    <w:t>{performer.directorPosition}</w:t>
                                   </w:r>
                                 </w:p>
                                 <w:p>
@@ -1077,6 +1086,15 @@
                                       <w:lang w:val="kk-KZ"/>
                                     </w:rPr>
                                     <w:t xml:space="preserve">{performer.organization}</w:t>
+                                  </w:r>
+                                  <w:r>
+                                    <w:rPr>
+                                      <w:rFonts w:ascii="Times New Roman" w:hAnsi="Times New Roman"/>
+                                      <w:sz w:val="24"/>
+                                      <w:szCs w:val="24"/>
+                                      <w:lang w:val="kk-KZ"/>
+                                    </w:rPr>
+                                    <w:t xml:space="preserve"/>
                                   </w:r>
                                 </w:p>
                               </w:tc>
@@ -1105,7 +1123,7 @@
                                       <w:sz w:val="24"/>
                                       <w:szCs w:val="24"/>
                                     </w:rPr>
-                                    <w:t xml:space="preserve">{performer.directorName}</w:t>
+                                    <w:t>{performer.directorName}</w:t>
                                   </w:r>
                                 </w:p>
                               </w:tc>
@@ -1234,7 +1252,38 @@
                                 <w:sz w:val="24"/>
                                 <w:szCs w:val="24"/>
                               </w:rPr>
-                              <w:t xml:space="preserve">{city} {reportYear} г.</w:t>
+                              <w:t>{city} {reportYear} г.</w:t>
+                            </w:r>
+                            <w:r>
+                              <w:rPr>
+                                <w:rFonts w:ascii="Times New Roman" w:hAnsi="Times New Roman"/>
+                                <w:b/>
+                                <w:bCs/>
+                                <w:sz w:val="24"/>
+                                <w:szCs w:val="24"/>
+                              </w:rPr>
+                              <w:t xml:space="preserve"/>
+                            </w:r>
+                            <w:r>
+                              <w:rPr>
+                                <w:rFonts w:ascii="Times New Roman" w:hAnsi="Times New Roman"/>
+                                <w:b/>
+                                <w:bCs/>
+                                <w:sz w:val="24"/>
+                                <w:szCs w:val="24"/>
+                                <w:lang w:val="kk-KZ"/>
+                              </w:rPr>
+                              <w:t xml:space="preserve"/>
+                            </w:r>
+                            <w:r>
+                              <w:rPr>
+                                <w:rFonts w:ascii="Times New Roman" w:hAnsi="Times New Roman"/>
+                                <w:b/>
+                                <w:bCs/>
+                                <w:sz w:val="24"/>
+                                <w:szCs w:val="24"/>
+                              </w:rPr>
+                              <w:t xml:space="preserve"/>
                             </w:r>
                           </w:p>
                           <w:p>
@@ -1355,7 +1404,15 @@
                                 <w:sz w:val="28"/>
                                 <w:lang w:eastAsia="ru-RU"/>
                               </w:rPr>
-                              <w:t xml:space="preserve">{city} {archiveYear} г.</w:t>
+                              <w:t>{city} {archiveYear} г.</w:t>
+                            </w:r>
+                            <w:r>
+                              <w:rPr>
+                                <w:rFonts w:ascii="Times New Roman" w:hAnsi="Times New Roman"/>
+                                <w:sz w:val="28"/>
+                                <w:lang w:eastAsia="ru-RU"/>
+                              </w:rPr>
+                              <w:t xml:space="preserve"/>
                             </w:r>
                           </w:p>
                           <w:p>
@@ -1773,7 +1830,7 @@
                           <w:szCs w:val="40"/>
                           <w:lang w:val="kk-KZ" w:eastAsia="ru-RU"/>
                         </w:rPr>
-                        <w:t xml:space="preserve">{customer.organization}</w:t>
+                        <w:t>{customer.organization}</w:t>
                       </w:r>
                     </w:p>
                     <w:tbl>
@@ -1910,7 +1967,7 @@
                                 <w:szCs w:val="28"/>
                                 <w:lang w:val="kk-KZ"/>
                               </w:rPr>
-                              <w:t xml:space="preserve">{customer.organization}</w:t>
+                              <w:t>{customer.organization}</w:t>
                             </w:r>
                           </w:p>
                           <w:p>
@@ -1984,7 +2041,16 @@
                                 <w:sz w:val="24"/>
                                 <w:szCs w:val="24"/>
                               </w:rPr>
-                              <w:t xml:space="preserve">{customer.directorName}</w:t>
+                              <w:t>{customer.directorName}</w:t>
+                            </w:r>
+                            <w:proofErr w:type="spellEnd"/>
+                            <w:r>
+                              <w:rPr>
+                                <w:rFonts w:ascii="Times New Roman" w:hAnsi="Times New Roman"/>
+                                <w:sz w:val="24"/>
+                                <w:szCs w:val="24"/>
+                              </w:rPr>
+                              <w:t xml:space="preserve"/>
                             </w:r>
                             <w:bookmarkStart w:id="4" w:name="_GoBack"/>
                             <w:bookmarkEnd w:id="4"/>
@@ -2017,7 +2083,7 @@
                                 <w:szCs w:val="24"/>
                                 <w:lang w:val="kk-KZ"/>
                               </w:rPr>
-                              <w:t xml:space="preserve">{performer.directorPosition}</w:t>
+                              <w:t>{performer.directorPosition}</w:t>
                             </w:r>
                           </w:p>
                           <w:p>
@@ -2041,6 +2107,15 @@
                                 <w:lang w:val="kk-KZ"/>
                               </w:rPr>
                               <w:t xml:space="preserve">{performer.organization}</w:t>
+                            </w:r>
+                            <w:r>
+                              <w:rPr>
+                                <w:rFonts w:ascii="Times New Roman" w:hAnsi="Times New Roman"/>
+                                <w:sz w:val="24"/>
+                                <w:szCs w:val="24"/>
+                                <w:lang w:val="kk-KZ"/>
+                              </w:rPr>
+                              <w:t xml:space="preserve"/>
                             </w:r>
                           </w:p>
                         </w:tc>
@@ -2069,7 +2144,7 @@
                                 <w:sz w:val="24"/>
                                 <w:szCs w:val="24"/>
                               </w:rPr>
-                              <w:t xml:space="preserve">{performer.directorName}</w:t>
+                              <w:t>{performer.directorName}</w:t>
                             </w:r>
                           </w:p>
                         </w:tc>
@@ -2198,7 +2273,38 @@
                           <w:sz w:val="24"/>
                           <w:szCs w:val="24"/>
                         </w:rPr>
-                        <w:t xml:space="preserve">{city} {reportYear} г.</w:t>
+                        <w:t>{city} {reportYear} г.</w:t>
+                      </w:r>
+                      <w:r>
+                        <w:rPr>
+                          <w:rFonts w:ascii="Times New Roman" w:hAnsi="Times New Roman"/>
+                          <w:b/>
+                          <w:bCs/>
+                          <w:sz w:val="24"/>
+                          <w:szCs w:val="24"/>
+                        </w:rPr>
+                        <w:t xml:space="preserve"/>
+                      </w:r>
+                      <w:r>
+                        <w:rPr>
+                          <w:rFonts w:ascii="Times New Roman" w:hAnsi="Times New Roman"/>
+                          <w:b/>
+                          <w:bCs/>
+                          <w:sz w:val="24"/>
+                          <w:szCs w:val="24"/>
+                          <w:lang w:val="kk-KZ"/>
+                        </w:rPr>
+                        <w:t xml:space="preserve"/>
+                      </w:r>
+                      <w:r>
+                        <w:rPr>
+                          <w:rFonts w:ascii="Times New Roman" w:hAnsi="Times New Roman"/>
+                          <w:b/>
+                          <w:bCs/>
+                          <w:sz w:val="24"/>
+                          <w:szCs w:val="24"/>
+                        </w:rPr>
+                        <w:t xml:space="preserve"/>
                       </w:r>
                     </w:p>
                     <w:p>
@@ -2319,7 +2425,15 @@
                           <w:sz w:val="28"/>
                           <w:lang w:eastAsia="ru-RU"/>
                         </w:rPr>
-                        <w:t xml:space="preserve">{city} {archiveYear} г.</w:t>
+                        <w:t>{city} {archiveYear} г.</w:t>
+                      </w:r>
+                      <w:r>
+                        <w:rPr>
+                          <w:rFonts w:ascii="Times New Roman" w:hAnsi="Times New Roman"/>
+                          <w:sz w:val="28"/>
+                          <w:lang w:eastAsia="ru-RU"/>
+                        </w:rPr>
+                        <w:t xml:space="preserve"/>
                       </w:r>
                     </w:p>
                     <w:p>
